--- a/шаблони/комплекти/Стрільби/Шаблон_Витяг з наказу на стрільби (обмежено придатні).docx
+++ b/шаблони/комплекти/Стрільби/Шаблон_Витяг з наказу на стрільби (обмежено придатні).docx
@@ -9,14 +9,12 @@
         <w:rPr>
           <w:b/>
           <w:szCs w:val="28"/>
-          <w:highlight w:val="yellow"/>
         </w:rPr>
       </w:pPr>
       <w:r>
         <w:rPr>
           <w:b/>
           <w:szCs w:val="28"/>
-          <w:highlight w:val="yellow"/>
           <w:lang w:val="en-US" w:eastAsia="en-US"/>
         </w:rPr>
         <w:drawing>
@@ -75,14 +73,12 @@
         <w:rPr>
           <w:b/>
           <w:szCs w:val="28"/>
-          <w:highlight w:val="yellow"/>
         </w:rPr>
       </w:pPr>
       <w:r>
         <w:rPr>
           <w:b/>
           <w:szCs w:val="28"/>
-          <w:highlight w:val="yellow"/>
         </w:rPr>
       </w:r>
     </w:p>
@@ -93,14 +89,12 @@
         <w:rPr>
           <w:b/>
           <w:szCs w:val="28"/>
-          <w:highlight w:val="yellow"/>
         </w:rPr>
       </w:pPr>
       <w:r>
         <w:rPr>
           <w:b/>
           <w:szCs w:val="28"/>
-          <w:highlight w:val="yellow"/>
         </w:rPr>
       </w:r>
     </w:p>
@@ -111,14 +105,12 @@
         <w:rPr>
           <w:b/>
           <w:szCs w:val="28"/>
-          <w:highlight w:val="yellow"/>
         </w:rPr>
       </w:pPr>
       <w:r>
         <w:rPr>
           <w:b/>
           <w:szCs w:val="28"/>
-          <w:highlight w:val="yellow"/>
         </w:rPr>
       </w:r>
     </w:p>
@@ -505,14 +497,12 @@
         <w:jc w:val="both"/>
         <w:rPr>
           <w:szCs w:val="28"/>
-          <w:highlight w:val="yellow"/>
         </w:rPr>
       </w:pPr>
       <w:r>
         <w:rPr>
           <w:color w:val="000000"/>
           <w:szCs w:val="28"/>
-          <w:highlight w:val="yellow"/>
         </w:rPr>
       </w:r>
     </w:p>
@@ -524,13 +514,11 @@
         <w:jc w:val="both"/>
         <w:rPr>
           <w:szCs w:val="28"/>
-          <w:highlight w:val="yellow"/>
-        </w:rPr>
-      </w:pPr>
-      <w:r>
-        <w:rPr>
-          <w:szCs w:val="28"/>
-          <w:highlight w:val="yellow"/>
+        </w:rPr>
+      </w:pPr>
+      <w:r>
+        <w:rPr>
+          <w:szCs w:val="28"/>
         </w:rPr>
       </w:r>
     </w:p>
@@ -574,7 +562,6 @@
         <w:rPr>
           <w:sz w:val="28"/>
           <w:szCs w:val="28"/>
-          <w:highlight w:val="yellow"/>
         </w:rPr>
       </w:pPr>
       <w:r>
@@ -583,7 +570,6 @@
           <w:bCs/>
           <w:sz w:val="28"/>
           <w:szCs w:val="28"/>
-          <w:highlight w:val="yellow"/>
           <w:lang w:val="uk-UA"/>
         </w:rPr>
       </w:r>
@@ -594,14 +580,12 @@
         <w:rPr>
           <w:sz w:val="28"/>
           <w:szCs w:val="28"/>
-          <w:highlight w:val="yellow"/>
-        </w:rPr>
-      </w:pPr>
-      <w:r>
-        <w:rPr>
-          <w:sz w:val="28"/>
-          <w:szCs w:val="28"/>
-          <w:highlight w:val="yellow"/>
+        </w:rPr>
+      </w:pPr>
+      <w:r>
+        <w:rPr>
+          <w:sz w:val="28"/>
+          <w:szCs w:val="28"/>
         </w:rPr>
       </w:r>
     </w:p>
@@ -702,14 +686,11 @@
         <w:pStyle w:val="Heading"/>
         <w:ind w:end="0" w:firstLine="709"/>
         <w:jc w:val="both"/>
-        <w:rPr>
-          <w:highlight w:val="yellow"/>
-        </w:rPr>
-      </w:pPr>
-      <w:r>
         <w:rPr/>
-        <w:t>1.</w:t>
-        <w:tab/>
+      </w:pPr>
+      <w:r>
+        <w:rPr/>
+        <w:t xml:space="preserve">1. </w:t>
         <w:t xml:space="preserve">У відповідності до вимог пункту 1.8. “Курсу стрільб зі стрілецької зброї і бойових машин” щодо послідовного навчання виконанню вогневих завдань {{керівник_стрільби_дв}}, (резерв </w:t>
       </w:r>
       <w:r>
@@ -730,13 +711,11 @@
         <w:jc w:val="both"/>
         <w:rPr>
           <w:szCs w:val="28"/>
-          <w:highlight w:val="yellow"/>
-        </w:rPr>
-      </w:pPr>
-      <w:r>
-        <w:rPr>
-          <w:szCs w:val="28"/>
-          <w:highlight w:val="yellow"/>
+        </w:rPr>
+      </w:pPr>
+      <w:r>
+        <w:rPr>
+          <w:szCs w:val="28"/>
         </w:rPr>
       </w:r>
     </w:p>
@@ -746,7 +725,6 @@
         <w:rPr>
           <w:sz w:val="28"/>
           <w:szCs w:val="28"/>
-          <w:highlight w:val="yellow"/>
           <w:lang w:eastAsia="ru-RU"/>
         </w:rPr>
       </w:pPr>
@@ -754,7 +732,6 @@
         <w:rPr>
           <w:sz w:val="28"/>
           <w:szCs w:val="28"/>
-          <w:highlight w:val="yellow"/>
           <w:lang w:eastAsia="ru-RU"/>
         </w:rPr>
       </w:r>
@@ -953,7 +930,7 @@
       <w:pPr>
         <w:pStyle w:val="Heading"/>
         <w:spacing w:line="238" w:lineRule="auto"/>
-        <w:ind w:end="0" w:firstLine="1134"/>
+        <w:ind w:end="0" w:firstLine="709"/>
         <w:jc w:val="both"/>
         <w:rPr>
           <w:szCs w:val="28"/>
@@ -983,7 +960,7 @@
       <w:pPr>
         <w:pStyle w:val="Heading"/>
         <w:spacing w:line="238" w:lineRule="auto"/>
-        <w:ind w:end="0" w:firstLine="1134"/>
+        <w:ind w:end="0" w:firstLine="709"/>
         <w:jc w:val="both"/>
         <w:rPr>
           <w:szCs w:val="28"/>
@@ -1000,11 +977,10 @@
       <w:pPr>
         <w:pStyle w:val="Heading"/>
         <w:spacing w:line="238" w:lineRule="auto"/>
-        <w:ind w:end="0" w:firstLine="1134"/>
-        <w:jc w:val="both"/>
-        <w:rPr>
-          <w:szCs w:val="28"/>
-          <w:highlight w:val="yellow"/>
+        <w:ind w:end="0" w:firstLine="709"/>
+        <w:jc w:val="both"/>
+        <w:rPr>
+          <w:szCs w:val="28"/>
         </w:rPr>
       </w:pPr>
       <w:r>
@@ -1020,14 +996,12 @@
         <w:rPr>
           <w:sz w:val="28"/>
           <w:szCs w:val="28"/>
-          <w:highlight w:val="yellow"/>
-        </w:rPr>
-      </w:pPr>
-      <w:r>
-        <w:rPr>
-          <w:sz w:val="28"/>
-          <w:szCs w:val="28"/>
-          <w:highlight w:val="yellow"/>
+        </w:rPr>
+      </w:pPr>
+      <w:r>
+        <w:rPr>
+          <w:sz w:val="28"/>
+          <w:szCs w:val="28"/>
         </w:rPr>
       </w:r>
     </w:p>
@@ -1037,14 +1011,12 @@
         <w:rPr>
           <w:sz w:val="28"/>
           <w:szCs w:val="28"/>
-          <w:highlight w:val="yellow"/>
-        </w:rPr>
-      </w:pPr>
-      <w:r>
-        <w:rPr>
-          <w:sz w:val="28"/>
-          <w:szCs w:val="28"/>
-          <w:highlight w:val="yellow"/>
+        </w:rPr>
+      </w:pPr>
+      <w:r>
+        <w:rPr>
+          <w:sz w:val="28"/>
+          <w:szCs w:val="28"/>
         </w:rPr>
       </w:r>
     </w:p>
@@ -1173,7 +1145,6 @@
         <w:rPr>
           <w:sz w:val="28"/>
           <w:szCs w:val="28"/>
-          <w:highlight w:val="yellow"/>
         </w:rPr>
       </w:pPr>
       <w:r>
@@ -1287,7 +1258,6 @@
         <w:rPr>
           <w:sz w:val="28"/>
           <w:szCs w:val="28"/>
-          <w:highlight w:val="yellow"/>
         </w:rPr>
       </w:pPr>
       <w:r>
@@ -1401,7 +1371,6 @@
         <w:rPr>
           <w:sz w:val="28"/>
           <w:szCs w:val="28"/>
-          <w:highlight w:val="yellow"/>
         </w:rPr>
       </w:pPr>
       <w:r>
@@ -1675,7 +1644,6 @@
         <w:rPr>
           <w:sz w:val="28"/>
           <w:szCs w:val="28"/>
-          <w:highlight w:val="yellow"/>
         </w:rPr>
       </w:pPr>
       <w:r>
@@ -2036,7 +2004,7 @@
       <w:pPr>
         <w:pStyle w:val="1"/>
         <w:spacing w:line="238" w:lineRule="auto"/>
-        <w:ind w:end="0" w:firstLine="720"/>
+        <w:ind w:end="0" w:firstLine="709"/>
         <w:jc w:val="both"/>
         <w:rPr>
           <w:lang w:val="uk-UA"/>
@@ -2078,14 +2046,12 @@
         <w:rPr>
           <w:sz w:val="28"/>
           <w:szCs w:val="28"/>
-          <w:highlight w:val="yellow"/>
-        </w:rPr>
-      </w:pPr>
-      <w:r>
-        <w:rPr>
-          <w:sz w:val="28"/>
-          <w:szCs w:val="28"/>
-          <w:highlight w:val="yellow"/>
+        </w:rPr>
+      </w:pPr>
+      <w:r>
+        <w:rPr>
+          <w:sz w:val="28"/>
+          <w:szCs w:val="28"/>
           <w:lang w:val="uk-UA"/>
         </w:rPr>
       </w:r>
@@ -2096,14 +2062,12 @@
         <w:rPr>
           <w:sz w:val="28"/>
           <w:szCs w:val="28"/>
-          <w:highlight w:val="yellow"/>
-        </w:rPr>
-      </w:pPr>
-      <w:r>
-        <w:rPr>
-          <w:sz w:val="28"/>
-          <w:szCs w:val="28"/>
-          <w:highlight w:val="yellow"/>
+        </w:rPr>
+      </w:pPr>
+      <w:r>
+        <w:rPr>
+          <w:sz w:val="28"/>
+          <w:szCs w:val="28"/>
         </w:rPr>
       </w:r>
     </w:p>
@@ -2165,7 +2129,7 @@
       <w:pPr>
         <w:pStyle w:val="1"/>
         <w:spacing w:line="238" w:lineRule="auto"/>
-        <w:ind w:end="0" w:firstLine="720"/>
+        <w:ind w:end="0" w:firstLine="709"/>
         <w:jc w:val="both"/>
         <w:rPr>
           <w:lang w:val="uk-UA"/>
@@ -2276,7 +2240,7 @@
       <w:pPr>
         <w:pStyle w:val="1"/>
         <w:spacing w:line="238" w:lineRule="auto"/>
-        <w:ind w:end="0" w:firstLine="720"/>
+        <w:ind w:end="0" w:firstLine="709"/>
         <w:jc w:val="both"/>
         <w:rPr>
           <w:lang w:val="uk-UA"/>
@@ -2390,7 +2354,7 @@
       <w:pPr>
         <w:pStyle w:val="1"/>
         <w:spacing w:line="238" w:lineRule="auto"/>
-        <w:ind w:end="0" w:firstLine="720"/>
+        <w:ind w:end="0" w:firstLine="709"/>
         <w:jc w:val="both"/>
         <w:rPr>
           <w:lang w:val="uk-UA"/>
@@ -2494,10 +2458,9 @@
       <w:pPr>
         <w:pStyle w:val="1"/>
         <w:spacing w:line="238" w:lineRule="auto"/>
-        <w:ind w:end="0" w:firstLine="720"/>
-        <w:jc w:val="both"/>
-        <w:rPr>
-          <w:highlight w:val="yellow"/>
+        <w:ind w:end="0" w:firstLine="709"/>
+        <w:jc w:val="both"/>
+        <w:rPr>
           <w:lang w:val="uk-UA"/>
         </w:rPr>
       </w:pPr>
@@ -2603,7 +2566,7 @@
       <w:pPr>
         <w:pStyle w:val="1"/>
         <w:spacing w:line="238" w:lineRule="auto"/>
-        <w:ind w:end="0" w:firstLine="720"/>
+        <w:ind w:end="0" w:firstLine="709"/>
         <w:jc w:val="both"/>
         <w:rPr>
           <w:lang w:val="uk-UA"/>
@@ -2705,7 +2668,7 @@
       <w:pPr>
         <w:pStyle w:val="1"/>
         <w:spacing w:line="238" w:lineRule="auto"/>
-        <w:ind w:end="0" w:firstLine="720"/>
+        <w:ind w:end="0" w:firstLine="709"/>
         <w:jc w:val="both"/>
         <w:rPr>
           <w:lang w:val="uk-UA"/>
@@ -2775,7 +2738,7 @@
       <w:pPr>
         <w:pStyle w:val="1"/>
         <w:spacing w:line="238" w:lineRule="auto"/>
-        <w:ind w:end="0" w:firstLine="720"/>
+        <w:ind w:end="0" w:firstLine="709"/>
         <w:jc w:val="both"/>
         <w:rPr>
           <w:lang w:val="uk-UA"/>
@@ -2913,14 +2876,12 @@
         <w:rPr>
           <w:sz w:val="28"/>
           <w:szCs w:val="28"/>
-          <w:highlight w:val="yellow"/>
-        </w:rPr>
-      </w:pPr>
-      <w:r>
-        <w:rPr>
-          <w:sz w:val="28"/>
-          <w:szCs w:val="28"/>
-          <w:highlight w:val="yellow"/>
+        </w:rPr>
+      </w:pPr>
+      <w:r>
+        <w:rPr>
+          <w:sz w:val="28"/>
+          <w:szCs w:val="28"/>
           <w:lang w:val="uk-UA"/>
         </w:rPr>
       </w:r>
@@ -2931,14 +2892,12 @@
         <w:rPr>
           <w:sz w:val="28"/>
           <w:szCs w:val="28"/>
-          <w:highlight w:val="yellow"/>
-        </w:rPr>
-      </w:pPr>
-      <w:r>
-        <w:rPr>
-          <w:sz w:val="28"/>
-          <w:szCs w:val="28"/>
-          <w:highlight w:val="yellow"/>
+        </w:rPr>
+      </w:pPr>
+      <w:r>
+        <w:rPr>
+          <w:sz w:val="28"/>
+          <w:szCs w:val="28"/>
         </w:rPr>
       </w:r>
     </w:p>
@@ -3040,7 +2999,6 @@
         <w:ind w:end="0" w:firstLine="709"/>
         <w:jc w:val="both"/>
         <w:rPr>
-          <w:highlight w:val="yellow"/>
           <w:lang w:eastAsia="uk-UA"/>
         </w:rPr>
       </w:pPr>
@@ -3048,7 +3006,6 @@
         <w:rPr>
           <w:color w:val="000000"/>
           <w:szCs w:val="28"/>
-          <w:highlight w:val="yellow"/>
           <w:lang w:eastAsia="uk-UA"/>
         </w:rPr>
       </w:r>
@@ -3060,13 +3017,11 @@
         <w:ind w:end="0" w:firstLine="709"/>
         <w:jc w:val="both"/>
         <w:rPr>
-          <w:highlight w:val="yellow"/>
           <w:lang w:eastAsia="uk-UA"/>
         </w:rPr>
       </w:pPr>
       <w:r>
         <w:rPr>
-          <w:highlight w:val="yellow"/>
           <w:lang w:eastAsia="uk-UA"/>
         </w:rPr>
       </w:r>
@@ -3644,22 +3599,11 @@
           <w:numId w:val="0"/>
         </w:numPr>
         <w:spacing w:before="0" w:after="0"/>
-        <w:ind w:start="0" w:hanging="0"/>
-        <w:rPr>
-          <w:lang w:val="uk-UA"/>
-        </w:rPr>
-      </w:pPr>
-      <w:r>
-        <w:rPr>
-          <w:bCs w:val="false"/>
-          <w:iCs w:val="false"/>
-          <w:color w:val="FF0000"/>
-          <w:sz w:val="20"/>
-          <w:szCs w:val="20"/>
-          <w:lang w:val="uk-UA"/>
-        </w:rPr>
-        <w:t xml:space="preserve">              </w:t>
-      </w:r>
+        <w:ind w:start="0" w:end="0" w:firstLine="709"/>
+        <w:rPr>
+          <w:lang w:val="uk-UA"/>
+        </w:rPr>
+      </w:pPr>
       <w:r>
         <w:rPr>
           <w:lang w:val="uk-UA" w:eastAsia="uk-UA"/>
@@ -3717,14 +3661,12 @@
         <w:rPr>
           <w:sz w:val="28"/>
           <w:szCs w:val="28"/>
-          <w:highlight w:val="yellow"/>
-        </w:rPr>
-      </w:pPr>
-      <w:r>
-        <w:rPr>
-          <w:sz w:val="28"/>
-          <w:szCs w:val="28"/>
-          <w:highlight w:val="yellow"/>
+        </w:rPr>
+      </w:pPr>
+      <w:r>
+        <w:rPr>
+          <w:sz w:val="28"/>
+          <w:szCs w:val="28"/>
           <w:lang w:val="uk-UA"/>
         </w:rPr>
       </w:r>
@@ -3735,14 +3677,12 @@
         <w:rPr>
           <w:sz w:val="28"/>
           <w:szCs w:val="28"/>
-          <w:highlight w:val="yellow"/>
-        </w:rPr>
-      </w:pPr>
-      <w:r>
-        <w:rPr>
-          <w:sz w:val="28"/>
-          <w:szCs w:val="28"/>
-          <w:highlight w:val="yellow"/>
+        </w:rPr>
+      </w:pPr>
+      <w:r>
+        <w:rPr>
+          <w:sz w:val="28"/>
+          <w:szCs w:val="28"/>
         </w:rPr>
       </w:r>
     </w:p>
@@ -3824,7 +3764,6 @@
         <w:rPr>
           <w:sz w:val="28"/>
           <w:szCs w:val="28"/>
-          <w:highlight w:val="yellow"/>
         </w:rPr>
         <w:t xml:space="preserve"/>
       </w:r>
@@ -3974,14 +3913,12 @@
         <w:rPr>
           <w:sz w:val="28"/>
           <w:szCs w:val="28"/>
-          <w:highlight w:val="yellow"/>
-        </w:rPr>
-      </w:pPr>
-      <w:r>
-        <w:rPr>
-          <w:sz w:val="28"/>
-          <w:szCs w:val="28"/>
-          <w:highlight w:val="yellow"/>
+        </w:rPr>
+      </w:pPr>
+      <w:r>
+        <w:rPr>
+          <w:sz w:val="28"/>
+          <w:szCs w:val="28"/>
         </w:rPr>
       </w:r>
     </w:p>
@@ -3991,14 +3928,12 @@
         <w:rPr>
           <w:sz w:val="28"/>
           <w:szCs w:val="28"/>
-          <w:highlight w:val="yellow"/>
-        </w:rPr>
-      </w:pPr>
-      <w:r>
-        <w:rPr>
-          <w:sz w:val="28"/>
-          <w:szCs w:val="28"/>
-          <w:highlight w:val="yellow"/>
+        </w:rPr>
+      </w:pPr>
+      <w:r>
+        <w:rPr>
+          <w:sz w:val="28"/>
+          <w:szCs w:val="28"/>
         </w:rPr>
       </w:r>
     </w:p>
@@ -4142,7 +4077,7 @@
           <w:tab w:val="left" w:leader="none" w:pos="1276"/>
         </w:tabs>
         <w:spacing w:before="0" w:after="0" w:line="238" w:lineRule="auto"/>
-        <w:ind w:start="0" w:end="0" w:hanging="0"/>
+        <w:ind w:start="0" w:end="0" w:firstLine="709"/>
         <w:rPr>
           <w:bCs w:val="false"/>
           <w:lang w:val="uk-UA"/>
@@ -4266,14 +4201,12 @@
         <w:rPr>
           <w:sz w:val="28"/>
           <w:szCs w:val="28"/>
-          <w:highlight w:val="yellow"/>
-        </w:rPr>
-      </w:pPr>
-      <w:r>
-        <w:rPr>
-          <w:sz w:val="28"/>
-          <w:szCs w:val="28"/>
-          <w:highlight w:val="yellow"/>
+        </w:rPr>
+      </w:pPr>
+      <w:r>
+        <w:rPr>
+          <w:sz w:val="28"/>
+          <w:szCs w:val="28"/>
         </w:rPr>
       </w:r>
     </w:p>
@@ -4289,7 +4222,6 @@
         <w:rPr>
           <w:sz w:val="28"/>
           <w:szCs w:val="28"/>
-          <w:highlight w:val="yellow"/>
         </w:rPr>
       </w:r>
     </w:p>
@@ -4381,7 +4313,6 @@
         <w:jc w:val="both"/>
         <w:rPr>
           <w:szCs w:val="28"/>
-          <w:highlight w:val="yellow"/>
         </w:rPr>
       </w:pPr>
       <w:r>
@@ -4389,7 +4320,6 @@
           <w:color w:val="000000"/>
           <w:sz w:val="28"/>
           <w:szCs w:val="28"/>
-          <w:highlight w:val="yellow"/>
         </w:rPr>
       </w:r>
     </w:p>
@@ -4401,13 +4331,11 @@
         <w:jc w:val="both"/>
         <w:rPr>
           <w:szCs w:val="28"/>
-          <w:highlight w:val="yellow"/>
-        </w:rPr>
-      </w:pPr>
-      <w:r>
-        <w:rPr>
-          <w:szCs w:val="28"/>
-          <w:highlight w:val="yellow"/>
+        </w:rPr>
+      </w:pPr>
+      <w:r>
+        <w:rPr>
+          <w:szCs w:val="28"/>
         </w:rPr>
       </w:r>
     </w:p>
@@ -4515,14 +4443,12 @@
         <w:rPr>
           <w:sz w:val="28"/>
           <w:szCs w:val="28"/>
-          <w:highlight w:val="yellow"/>
-        </w:rPr>
-      </w:pPr>
-      <w:r>
-        <w:rPr>
-          <w:sz w:val="28"/>
-          <w:szCs w:val="28"/>
-          <w:highlight w:val="yellow"/>
+        </w:rPr>
+      </w:pPr>
+      <w:r>
+        <w:rPr>
+          <w:sz w:val="28"/>
+          <w:szCs w:val="28"/>
         </w:rPr>
       </w:r>
     </w:p>
@@ -4532,14 +4458,12 @@
         <w:rPr>
           <w:sz w:val="28"/>
           <w:szCs w:val="28"/>
-          <w:highlight w:val="yellow"/>
-        </w:rPr>
-      </w:pPr>
-      <w:r>
-        <w:rPr>
-          <w:sz w:val="28"/>
-          <w:szCs w:val="28"/>
-          <w:highlight w:val="yellow"/>
+        </w:rPr>
+      </w:pPr>
+      <w:r>
+        <w:rPr>
+          <w:sz w:val="28"/>
+          <w:szCs w:val="28"/>
         </w:rPr>
       </w:r>
     </w:p>
@@ -4574,14 +4498,12 @@
         <w:rPr>
           <w:sz w:val="28"/>
           <w:szCs w:val="28"/>
-          <w:highlight w:val="yellow"/>
-        </w:rPr>
-      </w:pPr>
-      <w:r>
-        <w:rPr>
-          <w:sz w:val="28"/>
-          <w:szCs w:val="28"/>
-          <w:highlight w:val="yellow"/>
+        </w:rPr>
+      </w:pPr>
+      <w:r>
+        <w:rPr>
+          <w:sz w:val="28"/>
+          <w:szCs w:val="28"/>
         </w:rPr>
       </w:r>
     </w:p>
@@ -4591,14 +4513,12 @@
         <w:rPr>
           <w:sz w:val="28"/>
           <w:szCs w:val="28"/>
-          <w:highlight w:val="yellow"/>
-        </w:rPr>
-      </w:pPr>
-      <w:r>
-        <w:rPr>
-          <w:sz w:val="28"/>
-          <w:szCs w:val="28"/>
-          <w:highlight w:val="yellow"/>
+        </w:rPr>
+      </w:pPr>
+      <w:r>
+        <w:rPr>
+          <w:sz w:val="28"/>
+          <w:szCs w:val="28"/>
         </w:rPr>
       </w:r>
     </w:p>
@@ -4655,14 +4575,12 @@
         <w:rPr>
           <w:sz w:val="28"/>
           <w:szCs w:val="28"/>
-          <w:highlight w:val="yellow"/>
-        </w:rPr>
-      </w:pPr>
-      <w:r>
-        <w:rPr>
-          <w:sz w:val="28"/>
-          <w:szCs w:val="28"/>
-          <w:highlight w:val="yellow"/>
+        </w:rPr>
+      </w:pPr>
+      <w:r>
+        <w:rPr>
+          <w:sz w:val="28"/>
+          <w:szCs w:val="28"/>
         </w:rPr>
       </w:r>
     </w:p>
@@ -4704,7 +4622,6 @@
           <w:color w:val="000000"/>
           <w:sz w:val="28"/>
           <w:szCs w:val="28"/>
-          <w:highlight w:val="yellow"/>
         </w:rPr>
       </w:pPr>
       <w:r>
@@ -4712,7 +4629,6 @@
           <w:color w:val="000000"/>
           <w:sz w:val="28"/>
           <w:szCs w:val="28"/>
-          <w:highlight w:val="yellow"/>
         </w:rPr>
       </w:r>
     </w:p>
@@ -4722,7 +4638,6 @@
         <w:rPr>
           <w:sz w:val="28"/>
           <w:szCs w:val="28"/>
-          <w:highlight w:val="yellow"/>
         </w:rPr>
       </w:pPr>
       <w:r>
@@ -4730,7 +4645,6 @@
           <w:color w:val="000000"/>
           <w:sz w:val="28"/>
           <w:szCs w:val="28"/>
-          <w:highlight w:val="yellow"/>
         </w:rPr>
       </w:r>
     </w:p>
@@ -4801,8 +4715,9 @@
     <w:p>
       <w:pPr>
         <w:pStyle w:val="Normal"/>
+        <w:keepNext/>
         <w:spacing w:line="238" w:lineRule="auto"/>
-        <w:jc w:val="both"/>
+        <w:jc w:val="left"/>
         <w:rPr>
           <w:color w:val="000000"/>
           <w:sz w:val="28"/>
@@ -4813,14 +4728,17 @@
           <w:color w:val="000000"/>
           <w:sz w:val="28"/>
         </w:rPr>
-        <w:t>Начальник Харківського національного університету Повітряних Сил      імені Івана Кожедуба</w:t>
+        <w:t>Начальник Харківського національного університету Повітряних Сил імені Івана Кожедуба</w:t>
       </w:r>
     </w:p>
     <w:p>
       <w:pPr>
         <w:pStyle w:val="Normal"/>
+        <w:tabs>
+          <w:tab w:val="right" w:pos="9297"/>
+        </w:tabs>
         <w:spacing w:before="0" w:after="120" w:line="238" w:lineRule="auto"/>
-        <w:jc w:val="both"/>
+        <w:jc w:val="left"/>
         <w:rPr>
           <w:color w:val="000000"/>
           <w:sz w:val="28"/>
@@ -4832,13 +4750,20 @@
           <w:sz w:val="28"/>
         </w:rPr>
         <w:t xml:space="preserve">{{звання_командира}}</w:t>
+      </w:r>
+      <w:r>
+        <w:rPr>
+          <w:color w:val="000000"/>
+          <w:sz w:val="28"/>
+        </w:rPr>
         <w:tab/>
-        <w:tab/>
-        <w:tab/>
-        <w:tab/>
-        <w:tab/>
-        <w:tab/>
-        <w:t xml:space="preserve">      {{піб_командира}}</w:t>
+      </w:r>
+      <w:r>
+        <w:rPr>
+          <w:color w:val="000000"/>
+          <w:sz w:val="28"/>
+        </w:rPr>
+        <w:t xml:space="preserve">{{піб_командира}}</w:t>
       </w:r>
     </w:p>
     <w:p>
@@ -4881,9 +4806,10 @@
     <w:p>
       <w:pPr>
         <w:pStyle w:val="Normal"/>
+        <w:keepNext/>
         <w:keepLines/>
         <w:widowControl w:val="false"/>
-        <w:jc w:val="both"/>
+        <w:jc w:val="left"/>
         <w:rPr>
           <w:sz w:val="28"/>
           <w:szCs w:val="28"/>
@@ -4902,6 +4828,10 @@
         <w:pStyle w:val="Normal"/>
         <w:keepLines/>
         <w:widowControl w:val="false"/>
+        <w:tabs>
+          <w:tab w:val="right" w:pos="9297"/>
+        </w:tabs>
+        <w:jc w:val="left"/>
         <w:rPr>
           <w:color w:val="000000"/>
           <w:sz w:val="28"/>
@@ -4913,13 +4843,20 @@
           <w:szCs w:val="28"/>
         </w:rPr>
         <w:t xml:space="preserve">{{звання_засвідчувача}}</w:t>
+      </w:r>
+      <w:r>
+        <w:rPr>
+          <w:sz w:val="28"/>
+          <w:szCs w:val="28"/>
+        </w:rPr>
         <w:tab/>
-        <w:tab/>
-        <w:tab/>
-        <w:tab/>
-        <w:tab/>
-        <w:tab/>
-        <w:t xml:space="preserve">       {{піб_засвідчувача}}</w:t>
+      </w:r>
+      <w:r>
+        <w:rPr>
+          <w:sz w:val="28"/>
+          <w:szCs w:val="28"/>
+        </w:rPr>
+        <w:t xml:space="preserve">{{піб_засвідчувача}}</w:t>
       </w:r>
     </w:p>
     <w:sectPr>
@@ -5274,6 +5211,7 @@
     <w:lvl w:ilvl="0">
       <w:start w:val="2"/>
       <w:numFmt w:val="decimal"/>
+      <w:suff w:val="space"/>
       <w:lvlText w:val="%1."/>
       <w:lvlJc w:val="start"/>
       <w:pPr>
@@ -5485,9 +5423,7 @@
       </w:rPr>
     </w:rPrDefault>
     <w:pPrDefault>
-      <w:pPr>
-        <w:suppressAutoHyphens w:val="true"/>
-      </w:pPr>
+      <w:pPr/>
     </w:pPrDefault>
   </w:docDefaults>
   <w:style w:type="paragraph" w:styleId="Normal">
@@ -6485,7 +6421,6 @@
     <w:name w:val="Звичайний (веб)"/>
     <w:basedOn w:val="Normal"/>
     <w:pPr>
-      <w:suppressAutoHyphens w:val="true"/>
       <w:spacing w:before="280" w:after="280"/>
     </w:pPr>
     <w:rPr>

--- a/шаблони/комплекти/Стрільби/Шаблон_Витяг з наказу на стрільби (обмежено придатні).docx
+++ b/шаблони/комплекти/Стрільби/Шаблон_Витяг з наказу на стрільби (обмежено придатні).docx
@@ -690,7 +690,8 @@
       </w:pPr>
       <w:r>
         <w:rPr/>
-        <w:t xml:space="preserve">1. </w:t>
+        <w:t>1.</w:t>
+        <w:tab/>
         <w:t xml:space="preserve">У відповідності до вимог пункту 1.8. “Курсу стрільб зі стрілецької зброї і бойових машин” щодо послідовного навчання виконанню вогневих завдань {{керівник_стрільби_дв}}, (резерв </w:t>
       </w:r>
       <w:r>
@@ -930,7 +931,7 @@
       <w:pPr>
         <w:pStyle w:val="Heading"/>
         <w:spacing w:line="238" w:lineRule="auto"/>
-        <w:ind w:end="0" w:firstLine="709"/>
+        <w:ind w:end="0" w:firstLine="1134"/>
         <w:jc w:val="both"/>
         <w:rPr>
           <w:szCs w:val="28"/>
@@ -960,7 +961,7 @@
       <w:pPr>
         <w:pStyle w:val="Heading"/>
         <w:spacing w:line="238" w:lineRule="auto"/>
-        <w:ind w:end="0" w:firstLine="709"/>
+        <w:ind w:end="0" w:firstLine="1134"/>
         <w:jc w:val="both"/>
         <w:rPr>
           <w:szCs w:val="28"/>
@@ -977,7 +978,7 @@
       <w:pPr>
         <w:pStyle w:val="Heading"/>
         <w:spacing w:line="238" w:lineRule="auto"/>
-        <w:ind w:end="0" w:firstLine="709"/>
+        <w:ind w:end="0" w:firstLine="1134"/>
         <w:jc w:val="both"/>
         <w:rPr>
           <w:szCs w:val="28"/>
@@ -2004,7 +2005,7 @@
       <w:pPr>
         <w:pStyle w:val="1"/>
         <w:spacing w:line="238" w:lineRule="auto"/>
-        <w:ind w:end="0" w:firstLine="709"/>
+        <w:ind w:end="0" w:firstLine="720"/>
         <w:jc w:val="both"/>
         <w:rPr>
           <w:lang w:val="uk-UA"/>
@@ -2129,7 +2130,7 @@
       <w:pPr>
         <w:pStyle w:val="1"/>
         <w:spacing w:line="238" w:lineRule="auto"/>
-        <w:ind w:end="0" w:firstLine="709"/>
+        <w:ind w:end="0" w:firstLine="720"/>
         <w:jc w:val="both"/>
         <w:rPr>
           <w:lang w:val="uk-UA"/>
@@ -2240,7 +2241,7 @@
       <w:pPr>
         <w:pStyle w:val="1"/>
         <w:spacing w:line="238" w:lineRule="auto"/>
-        <w:ind w:end="0" w:firstLine="709"/>
+        <w:ind w:end="0" w:firstLine="720"/>
         <w:jc w:val="both"/>
         <w:rPr>
           <w:lang w:val="uk-UA"/>
@@ -2354,7 +2355,7 @@
       <w:pPr>
         <w:pStyle w:val="1"/>
         <w:spacing w:line="238" w:lineRule="auto"/>
-        <w:ind w:end="0" w:firstLine="709"/>
+        <w:ind w:end="0" w:firstLine="720"/>
         <w:jc w:val="both"/>
         <w:rPr>
           <w:lang w:val="uk-UA"/>
@@ -2458,7 +2459,7 @@
       <w:pPr>
         <w:pStyle w:val="1"/>
         <w:spacing w:line="238" w:lineRule="auto"/>
-        <w:ind w:end="0" w:firstLine="709"/>
+        <w:ind w:end="0" w:firstLine="720"/>
         <w:jc w:val="both"/>
         <w:rPr>
           <w:lang w:val="uk-UA"/>
@@ -2566,7 +2567,7 @@
       <w:pPr>
         <w:pStyle w:val="1"/>
         <w:spacing w:line="238" w:lineRule="auto"/>
-        <w:ind w:end="0" w:firstLine="709"/>
+        <w:ind w:end="0" w:firstLine="720"/>
         <w:jc w:val="both"/>
         <w:rPr>
           <w:lang w:val="uk-UA"/>
@@ -2668,7 +2669,7 @@
       <w:pPr>
         <w:pStyle w:val="1"/>
         <w:spacing w:line="238" w:lineRule="auto"/>
-        <w:ind w:end="0" w:firstLine="709"/>
+        <w:ind w:end="0" w:firstLine="720"/>
         <w:jc w:val="both"/>
         <w:rPr>
           <w:lang w:val="uk-UA"/>
@@ -2738,7 +2739,7 @@
       <w:pPr>
         <w:pStyle w:val="1"/>
         <w:spacing w:line="238" w:lineRule="auto"/>
-        <w:ind w:end="0" w:firstLine="709"/>
+        <w:ind w:end="0" w:firstLine="720"/>
         <w:jc w:val="both"/>
         <w:rPr>
           <w:lang w:val="uk-UA"/>
@@ -3599,11 +3600,22 @@
           <w:numId w:val="0"/>
         </w:numPr>
         <w:spacing w:before="0" w:after="0"/>
-        <w:ind w:start="0" w:end="0" w:firstLine="709"/>
-        <w:rPr>
-          <w:lang w:val="uk-UA"/>
-        </w:rPr>
-      </w:pPr>
+        <w:ind w:start="0" w:hanging="0"/>
+        <w:rPr>
+          <w:lang w:val="uk-UA"/>
+        </w:rPr>
+      </w:pPr>
+      <w:r>
+        <w:rPr>
+          <w:bCs w:val="false"/>
+          <w:iCs w:val="false"/>
+          <w:color w:val="FF0000"/>
+          <w:sz w:val="20"/>
+          <w:szCs w:val="20"/>
+          <w:lang w:val="uk-UA"/>
+        </w:rPr>
+        <w:t xml:space="preserve">              </w:t>
+      </w:r>
       <w:r>
         <w:rPr>
           <w:lang w:val="uk-UA" w:eastAsia="uk-UA"/>
@@ -4077,7 +4089,7 @@
           <w:tab w:val="left" w:leader="none" w:pos="1276"/>
         </w:tabs>
         <w:spacing w:before="0" w:after="0" w:line="238" w:lineRule="auto"/>
-        <w:ind w:start="0" w:end="0" w:firstLine="709"/>
+        <w:ind w:start="0" w:end="0" w:hanging="0"/>
         <w:rPr>
           <w:bCs w:val="false"/>
           <w:lang w:val="uk-UA"/>
@@ -4728,7 +4740,7 @@
           <w:color w:val="000000"/>
           <w:sz w:val="28"/>
         </w:rPr>
-        <w:t>Начальник Харківського національного університету Повітряних Сил імені Івана Кожедуба</w:t>
+        <w:t>Начальник Харківського національного університету Повітряних Сил      імені Івана Кожедуба</w:t>
       </w:r>
     </w:p>
     <w:p>
@@ -5211,7 +5223,6 @@
     <w:lvl w:ilvl="0">
       <w:start w:val="2"/>
       <w:numFmt w:val="decimal"/>
-      <w:suff w:val="space"/>
       <w:lvlText w:val="%1."/>
       <w:lvlJc w:val="start"/>
       <w:pPr>

--- a/шаблони/комплекти/Стрільби/Шаблон_Витяг з наказу на стрільби (обмежено придатні).docx
+++ b/шаблони/комплекти/Стрільби/Шаблон_Витяг з наказу на стрільби (обмежено придатні).docx
@@ -3075,7 +3075,7 @@
         <w:rPr>
           <w:lang w:val="uk-UA"/>
         </w:rPr>
-        <w:t xml:space="preserve"> на {{кількість_осіб}} учасників стрільби</w:t>
+        <w:t xml:space="preserve"> на {{кількість_осіб}} {{учасників}} стрільби</w:t>
       </w:r>
       <w:r>
         <w:rPr>
@@ -3119,7 +3119,7 @@
         <w:rPr>
           <w:lang w:val="uk-UA"/>
         </w:rPr>
-        <w:t xml:space="preserve"> на {{кількість_осіб}} учасників стрільби</w:t>
+        <w:t xml:space="preserve"> на {{кількість_осіб}} {{учасників}} стрільби</w:t>
       </w:r>
       <w:r>
         <w:rPr>
@@ -3163,7 +3163,7 @@
         <w:rPr>
           <w:lang w:val="uk-UA"/>
         </w:rPr>
-        <w:t xml:space="preserve"> на {{кількість_осіб}} учасників стрільби</w:t>
+        <w:t xml:space="preserve"> на {{кількість_осіб}} {{учасників}} стрільби</w:t>
       </w:r>
       <w:r>
         <w:rPr>
@@ -3195,7 +3195,7 @@
         <w:rPr>
           <w:lang w:val="uk-UA"/>
         </w:rPr>
-        <w:t xml:space="preserve"> на {{кількість_осіб}} учасників стрільби</w:t>
+        <w:t xml:space="preserve"> на {{кількість_осіб}} {{учасників}} стрільби</w:t>
       </w:r>
       <w:r>
         <w:rPr>
@@ -3227,7 +3227,7 @@
         <w:rPr>
           <w:lang w:val="uk-UA"/>
         </w:rPr>
-        <w:t xml:space="preserve"> на {{кількість_осіб}} учасників стрільби</w:t>
+        <w:t xml:space="preserve"> на {{кількість_осіб}} {{учасників}} стрільби</w:t>
       </w:r>
       <w:r>
         <w:rPr>
@@ -3271,7 +3271,7 @@
         <w:rPr>
           <w:lang w:val="uk-UA"/>
         </w:rPr>
-        <w:t xml:space="preserve"> на {{кількість_осіб}} учасників стрільби;</w:t>
+        <w:t xml:space="preserve"> на {{кількість_осіб}} {{учасників}} стрільби;</w:t>
       </w:r>
     </w:p>
     <w:p>
@@ -3297,7 +3297,7 @@
         <w:rPr>
           <w:lang w:val="uk-UA"/>
         </w:rPr>
-        <w:t xml:space="preserve"> на {{кількість_осіб}} учасників стрільби</w:t>
+        <w:t xml:space="preserve"> на {{кількість_осіб}} {{учасників}} стрільби</w:t>
       </w:r>
       <w:r>
         <w:rPr>
@@ -3329,7 +3329,7 @@
         <w:rPr>
           <w:lang w:val="uk-UA"/>
         </w:rPr>
-        <w:t xml:space="preserve"> на {{кількість_осіб}} учасників стрільби</w:t>
+        <w:t xml:space="preserve"> на {{кількість_осіб}} {{учасників}} стрільби</w:t>
       </w:r>
       <w:r>
         <w:rPr>
@@ -3361,7 +3361,7 @@
         <w:rPr>
           <w:lang w:val="uk-UA"/>
         </w:rPr>
-        <w:t xml:space="preserve"> на {{кількість_осіб}} учасників стрільби</w:t>
+        <w:t xml:space="preserve"> на {{кількість_осіб}} {{учасників}} стрільби</w:t>
       </w:r>
       <w:r>
         <w:rPr>
@@ -3399,7 +3399,7 @@
         <w:rPr>
           <w:lang w:val="uk-UA"/>
         </w:rPr>
-        <w:t xml:space="preserve"> на {{кількість_осіб}} учасників стрільби</w:t>
+        <w:t xml:space="preserve"> на {{кількість_осіб}} {{учасників}} стрільби</w:t>
       </w:r>
       <w:r>
         <w:rPr>
@@ -3431,7 +3431,7 @@
         <w:rPr>
           <w:lang w:val="uk-UA"/>
         </w:rPr>
-        <w:t xml:space="preserve"> на {{кількість_осіб}} учасників стрільби</w:t>
+        <w:t xml:space="preserve"> на {{кількість_осіб}} {{учасників}} стрільби</w:t>
       </w:r>
       <w:r>
         <w:rPr>
@@ -3463,7 +3463,7 @@
         <w:rPr>
           <w:lang w:val="uk-UA"/>
         </w:rPr>
-        <w:t xml:space="preserve"> на {{кількість_осіб}} учасників стрільби</w:t>
+        <w:t xml:space="preserve"> на {{кількість_осіб}} {{учасників}} стрільби</w:t>
       </w:r>
       <w:r>
         <w:rPr>
@@ -3519,7 +3519,7 @@
         <w:rPr>
           <w:lang w:val="uk-UA"/>
         </w:rPr>
-        <w:t xml:space="preserve"> на {{кількість_осіб}} учасників стрільби</w:t>
+        <w:t xml:space="preserve"> на {{кількість_осіб}} {{учасників}} стрільби</w:t>
       </w:r>
       <w:r>
         <w:rPr>
@@ -3551,7 +3551,7 @@
         <w:rPr>
           <w:lang w:val="uk-UA"/>
         </w:rPr>
-        <w:t xml:space="preserve"> на {{кількість_осіб}} учасників стрільби</w:t>
+        <w:t xml:space="preserve"> на {{кількість_осіб}} {{учасників}} стрільби</w:t>
       </w:r>
       <w:r>
         <w:rPr>
@@ -3583,7 +3583,7 @@
         <w:rPr>
           <w:lang w:val="uk-UA"/>
         </w:rPr>
-        <w:t xml:space="preserve"> на {{кількість_осіб}} учасників стрільби</w:t>
+        <w:t xml:space="preserve"> на {{кількість_осіб}} {{учасників}} стрільби</w:t>
       </w:r>
       <w:r>
         <w:rPr>
@@ -3626,7 +3626,7 @@
         <w:rPr>
           <w:lang w:val="uk-UA"/>
         </w:rPr>
-        <w:t xml:space="preserve"> на {{кількість_осіб}} учасників стрільби</w:t>
+        <w:t xml:space="preserve"> на {{кількість_осіб}} {{учасників}} стрільби</w:t>
       </w:r>
       <w:r>
         <w:rPr>
@@ -3658,7 +3658,7 @@
         <w:rPr>
           <w:lang w:val="uk-UA"/>
         </w:rPr>
-        <w:t xml:space="preserve"> РГД-5 (аналог) – {{гранати_ргд}}  штук на {{кількість_осіб}} учасників стрільби</w:t>
+        <w:t xml:space="preserve"> РГД-5 (аналог) – {{гранати_ргд}}  штук на {{кількість_осіб}} {{учасників}} стрільби</w:t>
       </w:r>
       <w:r>
         <w:rPr>
@@ -3916,7 +3916,7 @@
           <w:sz w:val="28"/>
           <w:szCs w:val="28"/>
         </w:rPr>
-        <w:t xml:space="preserve">Начальнику 61 навчального курсу факультету протиповітряної оборони Сухопутних військ та інших складових Сил оборони України Харківського національного університету Повітряних Сил університету      {{дати_стрільб}} організувати видачу автоматів АКМ у комплекті кількістю {{кількість_акм_61}} шт. з кімнати для зберігання зброї для виконання вправ “Курсу стрільб зі стрілецької зброї і бойових машин”, затвердженого наказом Генерального штабу Збройних Сил України від        28 липня 2025 року № 117.</w:t>
+        <w:t xml:space="preserve">Начальнику 61 навчального курсу факультету протиповітряної оборони Сухопутних військ та інших складових Сил оборони України Харківського національного університету Повітряних Сил      {{дати_стрільб}} організувати видачу автоматів АКМ у комплекті кількістю {{кількість_акм_61}} шт. з кімнати для зберігання зброї для виконання вправ “Курсу стрільб зі стрілецької зброї і бойових машин”, затвердженого наказом Генерального штабу Збройних Сил України від        28 липня 2025 року № 117.</w:t>
       </w:r>
     </w:p>
     <w:p>
@@ -4015,13 +4015,13 @@
           <w:sz w:val="28"/>
           <w:szCs w:val="28"/>
         </w:rPr>
-        <w:t xml:space="preserve"> у кількості {{кількість_рдг}} штук, РДГ-55МЧ</w:t>
+        <w:t xml:space="preserve"> у кількості {{кількість_рдг}} штук, РДГ-55МЧ – у кількості {{кількість_рдг}} шт.</w:t>
       </w:r>
       <w:r>
         <w:rPr>
           <w:color w:val="000000"/>
         </w:rPr>
-        <w:t xml:space="preserve"> – </w:t>
+        <w:t xml:space="preserve"/>
       </w:r>
       <w:r>
         <w:rPr>
@@ -4029,7 +4029,7 @@
           <w:sz w:val="28"/>
           <w:szCs w:val="28"/>
         </w:rPr>
-        <w:t xml:space="preserve"> у кількості {{кількість_рдг}} штука.</w:t>
+        <w:t xml:space="preserve"/>
       </w:r>
     </w:p>
     <w:p>
@@ -4761,7 +4761,7 @@
           <w:color w:val="000000"/>
           <w:sz w:val="28"/>
         </w:rPr>
-        <w:t xml:space="preserve">{{звання_командира}}</w:t>
+        <w:t xml:space="preserve">{{звання_начальника_університету}}</w:t>
       </w:r>
       <w:r>
         <w:rPr>
@@ -4775,7 +4775,7 @@
           <w:color w:val="000000"/>
           <w:sz w:val="28"/>
         </w:rPr>
-        <w:t xml:space="preserve">{{піб_командира}}</w:t>
+        <w:t xml:space="preserve">{{піб_начальника_університету}}</w:t>
       </w:r>
     </w:p>
     <w:p>

--- a/шаблони/комплекти/Стрільби/Шаблон_Витяг з наказу на стрільби (обмежено придатні).docx
+++ b/шаблони/комплекти/Стрільби/Шаблон_Витяг з наказу на стрільби (обмежено придатні).docx
@@ -1438,7 +1438,7 @@
           <w:sz w:val="28"/>
           <w:szCs w:val="28"/>
         </w:rPr>
-        <w:t xml:space="preserve">(резерв - {{резерв_керівника}}</w:t>
+        <w:t xml:space="preserve">(резерв – {{резерв_керівника}}</w:t>
       </w:r>
       <w:r>
         <w:rPr>
@@ -3069,7 +3069,7 @@
         <w:rPr>
           <w:lang w:val="uk-UA" w:eastAsia="uk-UA"/>
         </w:rPr>
-        <w:t xml:space="preserve">для виконання підготовчої вправи №1: (виконується 2 рази) 7,62 мм набої зразка 43 року з кулею «ПС» - {{набої_вправа_1}} штук</w:t>
+        <w:t xml:space="preserve">для виконання підготовчої вправи №1: (виконується 2 рази): 7,62 мм набої зразка 43 року з кулею «ПС» - {{набої_вправа_1}} штук</w:t>
       </w:r>
       <w:r>
         <w:rPr>
@@ -3221,7 +3221,7 @@
         <w:rPr>
           <w:lang w:val="uk-UA" w:eastAsia="uk-UA"/>
         </w:rPr>
-        <w:t xml:space="preserve">для виконання підготовчої вправи №5: (виконується 3 рази) 7,62 мм набої зразка 43 року з кулею «ПС» - {{набої_вправа_5}} штук</w:t>
+        <w:t xml:space="preserve">для виконання підготовчої вправи №5: (виконується 3 рази): 7,62 мм набої зразка 43 року з кулею «ПС» - {{набої_вправа_5}} штук</w:t>
       </w:r>
       <w:r>
         <w:rPr>
@@ -3457,7 +3457,7 @@
         <w:rPr>
           <w:lang w:val="uk-UA" w:eastAsia="uk-UA"/>
         </w:rPr>
-        <w:t xml:space="preserve">для виконання підготовчої вправи №12: (виконується 2 рази) : 7,62 мм набої зразка 43 року з кулею «ПС» - {{набої_вправа_12}} штук</w:t>
+        <w:t xml:space="preserve">для виконання підготовчої вправи №12: (виконується 2 рази): 7,62 мм набої зразка 43 року з кулею «ПС» - {{набої_вправа_12}} штук</w:t>
       </w:r>
       <w:r>
         <w:rPr>
@@ -3916,7 +3916,7 @@
           <w:sz w:val="28"/>
           <w:szCs w:val="28"/>
         </w:rPr>
-        <w:t xml:space="preserve">Начальнику 61 навчального курсу факультету протиповітряної оборони Сухопутних військ та інших складових Сил оборони України Харківського національного університету Повітряних Сил      {{дати_стрільб}} організувати видачу автоматів АКМ у комплекті кількістю {{кількість_акм_61}} шт. з кімнати для зберігання зброї для виконання вправ “Курсу стрільб зі стрілецької зброї і бойових машин”, затвердженого наказом Генерального штабу Збройних Сил України від        28 липня 2025 року № 117.</w:t>
+        <w:t xml:space="preserve">Начальнику 61 навчального курсу факультету протиповітряної оборони Сухопутних військ та інших складових Сил оборони України Харківського національного університету Повітряних Сил      {{дати_стрільб}} організувати видачу автоматів АКМ у комплекті кількістю {{кількість_акм_61}} шт. з кімнати для зберігання зброї для виконання вправ “Курсу стрільб зі стрілецької зброї і бойових машин”, затвердженого наказом Генерального штабу Збройних Сил України від 28 липня 2025 року № 117.</w:t>
       </w:r>
     </w:p>
     <w:p>
@@ -4919,7 +4919,7 @@
         <w:sz w:val="28"/>
         <w:szCs w:val="28"/>
       </w:rPr>
-      <w:t xml:space="preserve">(Обмежено в розповсюдженні – лише для Збройних Сил України)</w:t>
+      <w:t xml:space="preserve">(Обмежено у розповсюдженні – лише для Збройних Сил України)</w:t>
     </w:r>
   </w:p>
 </w:ftr>
@@ -4958,7 +4958,7 @@
         <w:sz w:val="28"/>
         <w:szCs w:val="28"/>
       </w:rPr>
-      <w:t xml:space="preserve">(Обмежено в розповсюдженні – лише для Збройних Сил України)</w:t>
+      <w:t xml:space="preserve">(Обмежено у розповсюдженні – лише для Збройних Сил України)</w:t>
     </w:r>
   </w:p>
 </w:ftr>
